--- a/campaign/prep/locations/seryy-prichal/playbook.docx
+++ b/campaign/prep/locations/seryy-prichal/playbook.docx
@@ -3,82 +3,6 @@
 <w:document xmlns:wpc="http://schemas.microsoft.com/office/word/2010/wordprocessingCanvas" xmlns:mo="http://schemas.microsoft.com/office/mac/office/2008/main" xmlns:mc="http://schemas.openxmlformats.org/markup-compatibility/2006" xmlns:mv="urn:schemas-microsoft-com:mac:vml" xmlns:o="urn:schemas-microsoft-com:office:office" xmlns:r="http://schemas.openxmlformats.org/officeDocument/2006/relationships" xmlns:m="http://schemas.openxmlformats.org/officeDocument/2006/math" xmlns:v="urn:schemas-microsoft-com:vml" xmlns:wp14="http://schemas.microsoft.com/office/word/2010/wordprocessingDrawing" xmlns:wp="http://schemas.openxmlformats.org/drawingml/2006/wordprocessingDrawing" xmlns:w10="urn:schemas-microsoft-com:office:word" xmlns:w="http://schemas.openxmlformats.org/wordprocessingml/2006/main" xmlns:w14="http://schemas.microsoft.com/office/word/2010/wordml" xmlns:wpg="http://schemas.microsoft.com/office/word/2010/wordprocessingGroup" xmlns:wpi="http://schemas.microsoft.com/office/word/2010/wordprocessingInk" xmlns:wne="http://schemas.microsoft.com/office/word/2006/wordml" xmlns:wps="http://schemas.microsoft.com/office/word/2010/wordprocessingShape" mc:Ignorable="w14 wp14">
   <w:body>
     <w:p>
-      <w:r>
-        <w:t>title: "Серый Причал — playbook"</w:t>
-      </w:r>
-    </w:p>
-    <w:p>
-      <w:r>
-        <w:t>slug: seryy-prichal</w:t>
-      </w:r>
-    </w:p>
-    <w:p>
-      <w:r>
-        <w:t>status: prep</w:t>
-      </w:r>
-    </w:p>
-    <w:p>
-      <w:r>
-        <w:t>scale: city-small</w:t>
-      </w:r>
-    </w:p>
-    <w:p>
-      <w:r>
-        <w:t>region: план мёртвых (за Разломом Лунного моста)</w:t>
-      </w:r>
-    </w:p>
-    <w:p>
-      <w:r>
-        <w:t>map_ref: campaign/prep/arcs/arc-3/quests/mq-04-seryy-prichal.md</w:t>
-      </w:r>
-    </w:p>
-    <w:p>
-      <w:r>
-        <w:t>rules: dnd-5e-2014</w:t>
-      </w:r>
-    </w:p>
-    <w:p>
-      <w:r>
-        <w:t>tags: [location, playbook, arc3, mq-04, plane-of-dead]</w:t>
-      </w:r>
-    </w:p>
-    <w:p>
-      <w:r>
-        <w:t>attitude_axes:</w:t>
-      </w:r>
-    </w:p>
-    <w:p>
-      <w:r>
-        <w:t xml:space="preserve">  - Правила Причала / Писцы</w:t>
-      </w:r>
-    </w:p>
-    <w:p>
-      <w:r>
-        <w:t xml:space="preserve">  - Молчаливые стражи</w:t>
-      </w:r>
-    </w:p>
-    <w:p>
-      <w:r>
-        <w:t xml:space="preserve">  - Чёрные плащи (зло)</w:t>
-      </w:r>
-    </w:p>
-    <w:p>
-      <w:r>
-        <w:t xml:space="preserve">  - душа Кардиана (серая буря)</w:t>
-      </w:r>
-    </w:p>
-    <w:p>
-      <w:r>
-        <w:t xml:space="preserve">  - отряд Велиана (гости-диверсанты)</w:t>
-      </w:r>
-    </w:p>
-    <w:p>
-      <w:r>
-        <w:t>sites_count: 15</w:t>
-      </w:r>
-    </w:p>
-    <w:p/>
-    <w:p>
       <w:pPr>
         <w:pStyle w:val="Heading1"/>
       </w:pPr>
@@ -86,18 +10,38 @@
         <w:t>Серый Причал — playbook</w:t>
       </w:r>
     </w:p>
-    <w:p/>
-    <w:p>
-      <w:r>
-        <w:t xml:space="preserve">&gt; Prep для стола → `playbook.docx`. Небольшой город загробной жизни.  </w:t>
-      </w:r>
-    </w:p>
-    <w:p>
-      <w:r>
-        <w:t>&gt; Вход: чёрный поток Купели (mq-04). Канон: [`../../../plot/canon-lock-2026-09-22-mq04-dead-plane-be.md`](../../../plot/canon-lock-2026-09-22-mq04-dead-plane-be.md).</w:t>
-      </w:r>
-    </w:p>
-    <w:p/>
+    <w:p>
+      <w:r>
+        <w:rPr>
+          <w:i/>
+        </w:rPr>
+        <w:t>Prep для стола → `playbook.docx`. Небольшой город загробной жизни.</w:t>
+      </w:r>
+    </w:p>
+    <w:p>
+      <w:r>
+        <w:rPr>
+          <w:i/>
+        </w:rPr>
+        <w:t>**Карта:** [`map.png`](map.png) · легенда [`map.md`](map.md)</w:t>
+      </w:r>
+    </w:p>
+    <w:p>
+      <w:r>
+        <w:rPr>
+          <w:i/>
+        </w:rPr>
+        <w:t>Вход: чёрный поток Купели (mq-04). Канон входа: [`../../../plot/canon-lock-2026-09-22-mq04-dead-plane-be.md`](../../../plot/canon-lock-2026-09-22-mq04-dead-plane-be.md).</w:t>
+      </w:r>
+    </w:p>
+    <w:p>
+      <w:r>
+        <w:rPr>
+          <w:i/>
+        </w:rPr>
+        <w:t>Родитель: государство **Берег Памяти** · обзор плана: [`../dead-plane-map.md`](../dead-plane-map.md) (**LOCKED v2**, Причала на атласе нет).</w:t>
+      </w:r>
+    </w:p>
     <w:p>
       <w:pPr>
         <w:pStyle w:val="Heading2"/>
@@ -106,7 +50,6 @@
         <w:t>Паспорт</w:t>
       </w:r>
     </w:p>
-    <w:p/>
     <w:p>
       <w:r>
         <w:t>| Поле | Значение |</w:t>
@@ -119,7 +62,7 @@
     </w:p>
     <w:p>
       <w:r>
-        <w:t>| Регион | План мёртвых; «берег» у раны Лунного Разлома |</w:t>
+        <w:t>| Регион | Город внутри государства **Берег Памяти**; у раны Лунного Разлома |</w:t>
       </w:r>
     </w:p>
     <w:p>
@@ -147,7 +90,6 @@
         <w:t>| Заглушки | имена 5 плутов Велиана; дальние города плана |</w:t>
       </w:r>
     </w:p>
-    <w:p/>
     <w:p>
       <w:pPr>
         <w:pStyle w:val="Heading2"/>
@@ -156,13 +98,11 @@
         <w:t>Атмосфера</w:t>
       </w:r>
     </w:p>
-    <w:p/>
-    <w:p>
-      <w:r>
-        <w:t>Серый свет снизу, небо без звёзд. Запах золы, мокрой бумаги и остывшего чая. Крик режет воздух — осуждают взглядом. Здесь **живут** загробную жизнь: торгуют памятью, правят имена, плачут открыто. Зло есть, но прячется в переулках и Нижнем дворе.</w:t>
-      </w:r>
-    </w:p>
-    <w:p/>
+    <w:p>
+      <w:r>
+        <w:t>Серый свет снизу, небо без звёзд. Запах золы, мокрой бумаги и остывшего чая. Крик режет воздух — осуждают взглядом. Здесь живут загробную жизнь: торгуют памятью, правят имена, плачут открыто. Зло есть, но прячется в переулках и Нижнем дворе.</w:t>
+      </w:r>
+    </w:p>
     <w:p>
       <w:pPr>
         <w:pStyle w:val="Heading2"/>
@@ -171,33 +111,46 @@
         <w:t>5 фактов «сейчас»</w:t>
       </w:r>
     </w:p>
-    <w:p/>
-    <w:p>
-      <w:r>
-        <w:t xml:space="preserve">1. Трещина чёрного потока над западной аркой площади открывается редко; живые = сенсация.  </w:t>
-      </w:r>
-    </w:p>
-    <w:p>
-      <w:r>
-        <w:t xml:space="preserve">2. Шестеро эльфов в серых плащах прошли к Краю «недавно по-здешнему» — след слабый (Велиан).  </w:t>
-      </w:r>
-    </w:p>
-    <w:p>
-      <w:r>
-        <w:t xml:space="preserve">3. Серые бури участились у Края — душа Кардиана «нюхает».  </w:t>
-      </w:r>
-    </w:p>
-    <w:p>
-      <w:r>
-        <w:t xml:space="preserve">4. Чёрные плащи скупают стёртые имена (топливо ритуалов).  </w:t>
-      </w:r>
-    </w:p>
-    <w:p>
-      <w:r>
-        <w:t>5. Если партия шумит / льёт кровь на площади — стражи выводят к Краю; торг и следы дорожают.</w:t>
-      </w:r>
-    </w:p>
-    <w:p/>
+    <w:p>
+      <w:pPr>
+        <w:pStyle w:val="ListNumber"/>
+      </w:pPr>
+      <w:r>
+        <w:t>Трещина чёрного потока над западной аркой площади открывается редко; живые = сенсация.</w:t>
+      </w:r>
+    </w:p>
+    <w:p>
+      <w:pPr>
+        <w:pStyle w:val="ListNumber"/>
+      </w:pPr>
+      <w:r>
+        <w:t>Шестеро эльфов в серых плащах прошли к Краю «недавно по-здешнему» — след слабый (Велиан).</w:t>
+      </w:r>
+    </w:p>
+    <w:p>
+      <w:pPr>
+        <w:pStyle w:val="ListNumber"/>
+      </w:pPr>
+      <w:r>
+        <w:t>Серые бури участились у Края — душа Кардиана «нюхает».</w:t>
+      </w:r>
+    </w:p>
+    <w:p>
+      <w:pPr>
+        <w:pStyle w:val="ListNumber"/>
+      </w:pPr>
+      <w:r>
+        <w:t>Чёрные плащи скупают стёртые имена (топливо ритуалов).</w:t>
+      </w:r>
+    </w:p>
+    <w:p>
+      <w:pPr>
+        <w:pStyle w:val="ListNumber"/>
+      </w:pPr>
+      <w:r>
+        <w:t>Если партия шумит / льёт кровь на площади — стражи выводят к Краю; торг и следы дорожают.</w:t>
+      </w:r>
+    </w:p>
     <w:p>
       <w:pPr>
         <w:pStyle w:val="Heading2"/>
@@ -206,7 +159,6 @@
         <w:t>Фракции</w:t>
       </w:r>
     </w:p>
-    <w:p/>
     <w:p>
       <w:r>
         <w:t>| Сила | Интерес | Без партии |</w:t>
@@ -242,16 +194,14 @@
         <w:t>| Отряд Велиана | диверсии | работает за Краем |</w:t>
       </w:r>
     </w:p>
-    <w:p/>
     <w:p>
       <w:pPr>
         <w:pStyle w:val="Heading2"/>
       </w:pPr>
       <w:r>
-        <w:t>Оглавление — 15 мест</w:t>
-      </w:r>
-    </w:p>
-    <w:p/>
+        <w:t>Оглавление — 15 мест *(номера = карта)*</w:t>
+      </w:r>
+    </w:p>
     <w:p>
       <w:r>
         <w:t>| # | Место | Зона |</w:t>
@@ -279,57 +229,57 @@
     </w:p>
     <w:p>
       <w:r>
-        <w:t>| 4 | Ряд Вкуса | Центр |</w:t>
-      </w:r>
-    </w:p>
-    <w:p>
-      <w:r>
-        <w:t>| 5 | Скамьи Плача | Центр |</w:t>
-      </w:r>
-    </w:p>
-    <w:p>
-      <w:r>
-        <w:t>| 6 | Колбочный ряд | Центр |</w:t>
-      </w:r>
-    </w:p>
-    <w:p>
-      <w:r>
-        <w:t>| 7 | Чайная «Остывший Куст» | Центр |</w:t>
-      </w:r>
-    </w:p>
-    <w:p>
-      <w:r>
-        <w:t>| 8 | Постоялый «Тихий Уголь» | Центр |</w:t>
-      </w:r>
-    </w:p>
-    <w:p>
-      <w:r>
-        <w:t>| 9 | Мост Шёпотов | Связка |</w:t>
-      </w:r>
-    </w:p>
-    <w:p>
-      <w:r>
-        <w:t>| 10 | Пост Молчаливых | Связка |</w:t>
-      </w:r>
-    </w:p>
-    <w:p>
-      <w:r>
-        <w:t>| 11 | Ворота Края | Край |</w:t>
-      </w:r>
-    </w:p>
-    <w:p>
-      <w:r>
-        <w:t>| 12 | Трещина Возврата | Край / вход |</w:t>
-      </w:r>
-    </w:p>
-    <w:p>
-      <w:r>
-        <w:t>| 13 | Кузница Холода | Край |</w:t>
-      </w:r>
-    </w:p>
-    <w:p>
-      <w:r>
-        <w:t>| 14 | Переулок Чёрных плащей | Низы |</w:t>
+        <w:t>| 4 | Переулок Чёрных плащей | Низы |</w:t>
+      </w:r>
+    </w:p>
+    <w:p>
+      <w:r>
+        <w:t>| 5 | Трещина Возврата | Край / вход |</w:t>
+      </w:r>
+    </w:p>
+    <w:p>
+      <w:r>
+        <w:t>| 6 | Ряд Вкуса | Центр |</w:t>
+      </w:r>
+    </w:p>
+    <w:p>
+      <w:r>
+        <w:t>| 7 | Скамьи Плача | Центр |</w:t>
+      </w:r>
+    </w:p>
+    <w:p>
+      <w:r>
+        <w:t>| 8 | Колбочный ряд | Центр |</w:t>
+      </w:r>
+    </w:p>
+    <w:p>
+      <w:r>
+        <w:t>| 9 | Чайная «Остывший Куст» | Центр |</w:t>
+      </w:r>
+    </w:p>
+    <w:p>
+      <w:r>
+        <w:t>| 10 | Постоялый «Тихий Уголь» | Центр |</w:t>
+      </w:r>
+    </w:p>
+    <w:p>
+      <w:r>
+        <w:t>| 11 | Мост Шёпотов | Связка |</w:t>
+      </w:r>
+    </w:p>
+    <w:p>
+      <w:r>
+        <w:t>| 12 | Пост Молчаливых | Связка |</w:t>
+      </w:r>
+    </w:p>
+    <w:p>
+      <w:r>
+        <w:t>| 13 | Ворота Края | Край |</w:t>
+      </w:r>
+    </w:p>
+    <w:p>
+      <w:r>
+        <w:t>| 14 | Кузница Холода | Край |</w:t>
       </w:r>
     </w:p>
     <w:p>
@@ -337,7 +287,14 @@
         <w:t>| 15 | Нижний двор Пепла | Низы |</w:t>
       </w:r>
     </w:p>
-    <w:p/>
+    <w:p>
+      <w:r>
+        <w:rPr>
+          <w:i/>
+        </w:rPr>
+        <w:t>В тексте ниже заголовки мест сохранены; **номера на карте** — таблица выше.</w:t>
+      </w:r>
+    </w:p>
     <w:p>
       <w:pPr>
         <w:pStyle w:val="Heading2"/>
@@ -346,13 +303,11 @@
         <w:t>Индекс НПС</w:t>
       </w:r>
     </w:p>
-    <w:p/>
     <w:p>
       <w:r>
         <w:t>См. [`npc-registry.md`](npc-registry.md).</w:t>
       </w:r>
     </w:p>
-    <w:p/>
     <w:p>
       <w:pPr>
         <w:pStyle w:val="Heading2"/>
@@ -361,7 +316,6 @@
         <w:t>Индекс якорей квестов</w:t>
       </w:r>
     </w:p>
-    <w:p/>
     <w:p>
       <w:r>
         <w:t>| id | Крючок | Место | Выдаёт | Файл |</w:t>
@@ -379,17 +333,17 @@
     </w:p>
     <w:p>
       <w:r>
-        <w:t>| q-prichal-01 | стёртое имя на плите | 1 / 15 | Илса / Гретта | *(side — позже)* |</w:t>
-      </w:r>
-    </w:p>
-    <w:p>
-      <w:r>
-        <w:t>| q-prichal-02 | фонарь без огонька | 6 | Мелила | side |</w:t>
-      </w:r>
-    </w:p>
-    <w:p>
-      <w:r>
-        <w:t>| q-prichal-03 | скупка имён | 14 | Цира / против Нуресс | side |</w:t>
+        <w:t>| q-prichal-01 | стёртое имя на плите | 1 / 15 | Илса / Гретта | [`quests/q-prichal-01.md`](quests/q-prichal-01.md) |</w:t>
+      </w:r>
+    </w:p>
+    <w:p>
+      <w:r>
+        <w:t>| q-prichal-02 | фонарь без огонька | 6 | Мелила | [`quests/q-prichal-02.md`](quests/q-prichal-02.md) |</w:t>
+      </w:r>
+    </w:p>
+    <w:p>
+      <w:r>
+        <w:t>| q-prichal-03 | скупка имён | 14 | Цира / против Нуресс | [`quests/q-prichal-03.md`](quests/q-prichal-03.md) |</w:t>
       </w:r>
     </w:p>
     <w:p>
@@ -402,8 +356,16 @@
         <w:t>| mq-01 | питание Разлома со стороны мёртвых | 11 | Каэлор / Велиан | mq-01 |</w:t>
       </w:r>
     </w:p>
-    <w:p/>
-    <w:p/>
+    <w:p>
+      <w:r>
+        <w:t>Сборник побочек: [`quests-bundle.md`](quests-bundle.md) · оглавление [`quests/index.md`](quests/index.md)</w:t>
+      </w:r>
+    </w:p>
+    <w:p>
+      <w:r>
+        <w:t>---</w:t>
+      </w:r>
+    </w:p>
     <w:p>
       <w:pPr>
         <w:pStyle w:val="Heading1"/>
@@ -412,7 +374,6 @@
         <w:t>Зона: Центр</w:t>
       </w:r>
     </w:p>
-    <w:p/>
     <w:p>
       <w:pPr>
         <w:pStyle w:val="Heading2"/>
@@ -421,7 +382,6 @@
         <w:t>1. Площадь Угасших Имён</w:t>
       </w:r>
     </w:p>
-    <w:p/>
     <w:p>
       <w:pPr>
         <w:pStyle w:val="Heading3"/>
@@ -432,10 +392,9 @@
     </w:p>
     <w:p>
       <w:r>
-        <w:t>Главная площадь; плиты с именами под ногами; точка высадки живых. Хозяин обычая — не один человек, а **Правила Причала**.</w:t>
-      </w:r>
-    </w:p>
-    <w:p/>
+        <w:t>Главная площадь; плиты с именами под ногами; точка высадки живых. Хозяин обычая — не один человек, а Правила Причала.</w:t>
+      </w:r>
+    </w:p>
     <w:p>
       <w:pPr>
         <w:pStyle w:val="Heading3"/>
@@ -444,7 +403,6 @@
         <w:t>Случайные события (1к6)</w:t>
       </w:r>
     </w:p>
-    <w:p/>
     <w:p>
       <w:r>
         <w:t>| 1к6 | Встреча | Механика | Итог |</w:t>
@@ -485,7 +443,6 @@
         <w:t>| 6 | Спор без крика у таблички | Insight 12 — правда о крови | тон |</w:t>
       </w:r>
     </w:p>
-    <w:p/>
     <w:p>
       <w:pPr>
         <w:pStyle w:val="Heading3"/>
@@ -494,7 +451,6 @@
         <w:t>НПС: Лайра Пепельная</w:t>
       </w:r>
     </w:p>
-    <w:p/>
     <w:p>
       <w:r>
         <w:t>| # | |</w:t>
@@ -565,7 +521,6 @@
         <w:t>| 12 | Не боевая; при угрозе зовёт стражей (Саэрн) |</w:t>
       </w:r>
     </w:p>
-    <w:p/>
     <w:p>
       <w:pPr>
         <w:pStyle w:val="Heading3"/>
@@ -594,8 +549,11 @@
         <w:t>| q-prichal-01 | трещина в плите со стёртым именем | Лайра |</w:t>
       </w:r>
     </w:p>
-    <w:p/>
-    <w:p/>
+    <w:p>
+      <w:r>
+        <w:t>---</w:t>
+      </w:r>
+    </w:p>
     <w:p>
       <w:pPr>
         <w:pStyle w:val="Heading2"/>
@@ -604,7 +562,6 @@
         <w:t>2. Фонтан Пыли</w:t>
       </w:r>
     </w:p>
-    <w:p/>
     <w:p>
       <w:pPr>
         <w:pStyle w:val="Heading3"/>
@@ -618,7 +575,6 @@
         <w:t>Центр площади; чаша с медленной серой пылью вместо воды. Место клятв и встреч.</w:t>
       </w:r>
     </w:p>
-    <w:p/>
     <w:p>
       <w:pPr>
         <w:pStyle w:val="Heading3"/>
@@ -627,7 +583,6 @@
         <w:t>Случайные события (1к6)</w:t>
       </w:r>
     </w:p>
-    <w:p/>
     <w:p>
       <w:r>
         <w:t>| 1к6 | Встреча | Механика | Итог |</w:t>
@@ -668,7 +623,6 @@
         <w:t>| 6 | Тишина 1 минуту | все замирают | атмосфера |</w:t>
       </w:r>
     </w:p>
-    <w:p/>
     <w:p>
       <w:pPr>
         <w:pStyle w:val="Heading3"/>
@@ -677,7 +631,6 @@
         <w:t>НПС: Пэл Пылечерпатель</w:t>
       </w:r>
     </w:p>
-    <w:p/>
     <w:p>
       <w:r>
         <w:t>| # | |</w:t>
@@ -748,7 +701,6 @@
         <w:t>| 12 | Commoner; 4 HP; лопатка 1к4 |</w:t>
       </w:r>
     </w:p>
-    <w:p/>
     <w:p>
       <w:pPr>
         <w:pStyle w:val="Heading3"/>
@@ -772,8 +724,11 @@
         <w:t>| mq-04 | монета Дозора на борту | Пэл |</w:t>
       </w:r>
     </w:p>
-    <w:p/>
-    <w:p/>
+    <w:p>
+      <w:r>
+        <w:t>---</w:t>
+      </w:r>
+    </w:p>
     <w:p>
       <w:pPr>
         <w:pStyle w:val="Heading2"/>
@@ -782,7 +737,6 @@
         <w:t>3. Дом Писцов</w:t>
       </w:r>
     </w:p>
-    <w:p/>
     <w:p>
       <w:pPr>
         <w:pStyle w:val="Heading3"/>
@@ -793,10 +747,9 @@
     </w:p>
     <w:p>
       <w:r>
-        <w:t>Архив имён; три бесплатных вопроса гостю; четвёртый — цена. Хозяин смены: **Орвель**.</w:t>
-      </w:r>
-    </w:p>
-    <w:p/>
+        <w:t>Архив имён; три бесплатных вопроса гостю; четвёртый — цена. Хозяин смены: Орвель.</w:t>
+      </w:r>
+    </w:p>
     <w:p>
       <w:pPr>
         <w:pStyle w:val="Heading3"/>
@@ -805,7 +758,6 @@
         <w:t>Случайные события (1к6)</w:t>
       </w:r>
     </w:p>
-    <w:p/>
     <w:p>
       <w:r>
         <w:t>| 1к6 | Встреча | Механика | Итог |</w:t>
@@ -846,7 +798,6 @@
         <w:t>| 6 | Закрытие на бурю | остаться внутри или на улицу | выбор |</w:t>
       </w:r>
     </w:p>
-    <w:p/>
     <w:p>
       <w:pPr>
         <w:pStyle w:val="Heading3"/>
@@ -855,7 +806,6 @@
         <w:t>НПС: Орвель Чернильный</w:t>
       </w:r>
     </w:p>
-    <w:p/>
     <w:p>
       <w:r>
         <w:t>| # | |</w:t>
@@ -926,7 +876,6 @@
         <w:t>| 12 | Mage (CR 6) без огня; *hold person*, *silence*; не бьёт первым |</w:t>
       </w:r>
     </w:p>
-    <w:p/>
     <w:p>
       <w:pPr>
         <w:pStyle w:val="Heading3"/>
@@ -960,8 +909,11 @@
         <w:t>| q-prichal-01 | заказ на восстановление имени | Орвель |</w:t>
       </w:r>
     </w:p>
-    <w:p/>
-    <w:p/>
+    <w:p>
+      <w:r>
+        <w:t>---</w:t>
+      </w:r>
+    </w:p>
     <w:p>
       <w:pPr>
         <w:pStyle w:val="Heading2"/>
@@ -970,7 +922,6 @@
         <w:t>4. Ряд Вкуса</w:t>
       </w:r>
     </w:p>
-    <w:p/>
     <w:p>
       <w:pPr>
         <w:pStyle w:val="Heading3"/>
@@ -981,10 +932,9 @@
     </w:p>
     <w:p>
       <w:r>
-        <w:t>Лавки «пепельных яблок», чая-без-сытости, торговли историями. Хозяин ряда: **Дромик**.</w:t>
-      </w:r>
-    </w:p>
-    <w:p/>
+        <w:t>Лавки «пепельных яблок», чая-без-сытости, торговли историями. Хозяин ряда: Дромик.</w:t>
+      </w:r>
+    </w:p>
     <w:p>
       <w:pPr>
         <w:pStyle w:val="Heading3"/>
@@ -993,7 +943,6 @@
         <w:t>Случайные события (1к6)</w:t>
       </w:r>
     </w:p>
-    <w:p/>
     <w:p>
       <w:r>
         <w:t>| 1к6 | Встреча | Механика | Итог |</w:t>
@@ -1034,7 +983,6 @@
         <w:t>| 6 | Бесплатная проба | принять = долг мелочи позже | |</w:t>
       </w:r>
     </w:p>
-    <w:p/>
     <w:p>
       <w:pPr>
         <w:pStyle w:val="Heading3"/>
@@ -1043,7 +991,6 @@
         <w:t>НПС: Дромик Серобок</w:t>
       </w:r>
     </w:p>
-    <w:p/>
     <w:p>
       <w:r>
         <w:t>| # | |</w:t>
@@ -1114,7 +1061,6 @@
         <w:t>| 12 | Bandit Captain без оружия-живости; 65 HP; кинжал |</w:t>
       </w:r>
     </w:p>
-    <w:p/>
     <w:p>
       <w:pPr>
         <w:pStyle w:val="Heading3"/>
@@ -1143,8 +1089,11 @@
         <w:t>| q-prichal-03 | пустой прилавок → плащи | Дромик |</w:t>
       </w:r>
     </w:p>
-    <w:p/>
-    <w:p/>
+    <w:p>
+      <w:r>
+        <w:t>---</w:t>
+      </w:r>
+    </w:p>
     <w:p>
       <w:pPr>
         <w:pStyle w:val="Heading2"/>
@@ -1153,7 +1102,6 @@
         <w:t>5. Скамьи Плача</w:t>
       </w:r>
     </w:p>
-    <w:p/>
     <w:p>
       <w:pPr>
         <w:pStyle w:val="Heading3"/>
@@ -1164,10 +1112,9 @@
     </w:p>
     <w:p>
       <w:r>
-        <w:t>Место, где плакать **разрешено** и не стыдно. Никто не утешает без спроса.</w:t>
-      </w:r>
-    </w:p>
-    <w:p/>
+        <w:t>Место, где плакать разрешено и не стыдно. Никто не утешает без спроса.</w:t>
+      </w:r>
+    </w:p>
     <w:p>
       <w:pPr>
         <w:pStyle w:val="Heading3"/>
@@ -1176,7 +1123,6 @@
         <w:t>Случайные события (1к6)</w:t>
       </w:r>
     </w:p>
-    <w:p/>
     <w:p>
       <w:r>
         <w:t>| 1к6 | Встреча | Механика | Итог |</w:t>
@@ -1217,7 +1163,6 @@
         <w:t>| 6 | Видение льда в слезе | Эларион: связь Лианэя L1+L2 | mq-06 |</w:t>
       </w:r>
     </w:p>
-    <w:p/>
     <w:p>
       <w:pPr>
         <w:pStyle w:val="Heading3"/>
@@ -1226,7 +1171,6 @@
         <w:t>НПС: Илса Тихоглазая</w:t>
       </w:r>
     </w:p>
-    <w:p/>
     <w:p>
       <w:r>
         <w:t>| # | |</w:t>
@@ -1297,7 +1241,6 @@
         <w:t>| 12 | Не боевая; Commoner |</w:t>
       </w:r>
     </w:p>
-    <w:p/>
     <w:p>
       <w:pPr>
         <w:pStyle w:val="Heading3"/>
@@ -1326,8 +1269,11 @@
         <w:t>| mq-06 | слеза-лёд | Илса (если Эларион) |</w:t>
       </w:r>
     </w:p>
-    <w:p/>
-    <w:p/>
+    <w:p>
+      <w:r>
+        <w:t>---</w:t>
+      </w:r>
+    </w:p>
     <w:p>
       <w:pPr>
         <w:pStyle w:val="Heading2"/>
@@ -1336,7 +1282,6 @@
         <w:t>6. Колбочный ряд</w:t>
       </w:r>
     </w:p>
-    <w:p/>
     <w:p>
       <w:pPr>
         <w:pStyle w:val="Heading3"/>
@@ -1350,7 +1295,6 @@
         <w:t>Фонарщики носят колбы с огоньками-душами; подселяют заблудших.</w:t>
       </w:r>
     </w:p>
-    <w:p/>
     <w:p>
       <w:pPr>
         <w:pStyle w:val="Heading3"/>
@@ -1359,7 +1303,6 @@
         <w:t>Случайные события (1к6)</w:t>
       </w:r>
     </w:p>
-    <w:p/>
     <w:p>
       <w:r>
         <w:t>| 1к6 | Встреча | Механика | Итог |</w:t>
@@ -1400,7 +1343,6 @@
         <w:t>| 6 | Урок фонарщика | помочь 10 мин = ночлег-совет | |</w:t>
       </w:r>
     </w:p>
-    <w:p/>
     <w:p>
       <w:pPr>
         <w:pStyle w:val="Heading3"/>
@@ -1409,7 +1351,6 @@
         <w:t>НПС: Мелила Колбосвет</w:t>
       </w:r>
     </w:p>
-    <w:p/>
     <w:p>
       <w:r>
         <w:t>| # | |</w:t>
@@ -1480,7 +1421,6 @@
         <w:t>| 12 | Acolyte + light cantrips; не бьёт |</w:t>
       </w:r>
     </w:p>
-    <w:p/>
     <w:p>
       <w:pPr>
         <w:pStyle w:val="Heading3"/>
@@ -1489,7 +1429,6 @@
         <w:t>НПС: Цира Пустоколб</w:t>
       </w:r>
     </w:p>
-    <w:p/>
     <w:p>
       <w:r>
         <w:t>| # | |</w:t>
@@ -1560,7 +1499,6 @@
         <w:t>| 12 | Spy; Stealth +6 |</w:t>
       </w:r>
     </w:p>
-    <w:p/>
     <w:p>
       <w:pPr>
         <w:pStyle w:val="Heading3"/>
@@ -1589,8 +1527,11 @@
         <w:t>| q-prichal-03 | пустые колбы | Цира |</w:t>
       </w:r>
     </w:p>
-    <w:p/>
-    <w:p/>
+    <w:p>
+      <w:r>
+        <w:t>---</w:t>
+      </w:r>
+    </w:p>
     <w:p>
       <w:pPr>
         <w:pStyle w:val="Heading2"/>
@@ -1599,7 +1540,6 @@
         <w:t>7. Чайная «Остывший Куст»</w:t>
       </w:r>
     </w:p>
-    <w:p/>
     <w:p>
       <w:pPr>
         <w:pStyle w:val="Heading3"/>
@@ -1610,10 +1550,9 @@
     </w:p>
     <w:p>
       <w:r>
-        <w:t>Тихий дом чая без сытости; место переговоров. Хозяйка: **Вэлла**.</w:t>
-      </w:r>
-    </w:p>
-    <w:p/>
+        <w:t>Тихий дом чая без сытости; место переговоров. Хозяйка: Вэлла.</w:t>
+      </w:r>
+    </w:p>
     <w:p>
       <w:pPr>
         <w:pStyle w:val="Heading3"/>
@@ -1622,7 +1561,6 @@
         <w:t>Случайные события (1к6)</w:t>
       </w:r>
     </w:p>
-    <w:p/>
     <w:p>
       <w:r>
         <w:t>| 1к6 | Встреча | Механика | Итог |</w:t>
@@ -1663,7 +1601,6 @@
         <w:t>| 6 | Закрыто «на перепись» | ждать / чёрный ход | |</w:t>
       </w:r>
     </w:p>
-    <w:p/>
     <w:p>
       <w:pPr>
         <w:pStyle w:val="Heading3"/>
@@ -1672,7 +1609,6 @@
         <w:t>НПС: Вэлла Остуда</w:t>
       </w:r>
     </w:p>
-    <w:p/>
     <w:p>
       <w:r>
         <w:t>| # | |</w:t>
@@ -1743,7 +1679,6 @@
         <w:t>| 12 | Не боевая; при драке — *calm emotions*-вкус (homebrew 1/день DC 14) |</w:t>
       </w:r>
     </w:p>
-    <w:p/>
     <w:p>
       <w:pPr>
         <w:pStyle w:val="Heading3"/>
@@ -1772,8 +1707,11 @@
         <w:t>| mq-05 | письмо-контрабанда | Вэлла (если найдут) |</w:t>
       </w:r>
     </w:p>
-    <w:p/>
-    <w:p/>
+    <w:p>
+      <w:r>
+        <w:t>---</w:t>
+      </w:r>
+    </w:p>
     <w:p>
       <w:pPr>
         <w:pStyle w:val="Heading2"/>
@@ -1782,7 +1720,6 @@
         <w:t>8. Постоялый «Тихий Уголь»</w:t>
       </w:r>
     </w:p>
-    <w:p/>
     <w:p>
       <w:pPr>
         <w:pStyle w:val="Heading3"/>
@@ -1793,10 +1730,9 @@
     </w:p>
     <w:p>
       <w:r>
-        <w:t>Редкий ночлег для **живых** и плотных серых. Хозяин: **Темрик**.</w:t>
-      </w:r>
-    </w:p>
-    <w:p/>
+        <w:t>Редкий ночлег для живых и плотных серых. Хозяин: Темрик.</w:t>
+      </w:r>
+    </w:p>
     <w:p>
       <w:pPr>
         <w:pStyle w:val="Heading3"/>
@@ -1805,7 +1741,6 @@
         <w:t>Случайные события (1к6)</w:t>
       </w:r>
     </w:p>
-    <w:p/>
     <w:p>
       <w:r>
         <w:t>| 1к6 | Встреча | Механика | Итог |</w:t>
@@ -1846,7 +1781,6 @@
         <w:t>| 6 | Гость-плащ снимает комнату напротив | слежка | |</w:t>
       </w:r>
     </w:p>
-    <w:p/>
     <w:p>
       <w:pPr>
         <w:pStyle w:val="Heading3"/>
@@ -1855,7 +1789,6 @@
         <w:t>НПС: Темрик Углевой</w:t>
       </w:r>
     </w:p>
-    <w:p/>
     <w:p>
       <w:r>
         <w:t>| # | |</w:t>
@@ -1926,7 +1859,6 @@
         <w:t>| 12 | Veteran без щита; 58 HP |</w:t>
       </w:r>
     </w:p>
-    <w:p/>
     <w:p>
       <w:pPr>
         <w:pStyle w:val="Heading3"/>
@@ -1950,8 +1882,11 @@
         <w:t>| mq-04 | эльфы без записи | Темрик |</w:t>
       </w:r>
     </w:p>
-    <w:p/>
-    <w:p/>
+    <w:p>
+      <w:r>
+        <w:t>---</w:t>
+      </w:r>
+    </w:p>
     <w:p>
       <w:pPr>
         <w:pStyle w:val="Heading1"/>
@@ -1960,7 +1895,6 @@
         <w:t>Зона: Связка</w:t>
       </w:r>
     </w:p>
-    <w:p/>
     <w:p>
       <w:pPr>
         <w:pStyle w:val="Heading2"/>
@@ -1969,7 +1903,6 @@
         <w:t>9. Мост Шёпотов</w:t>
       </w:r>
     </w:p>
-    <w:p/>
     <w:p>
       <w:pPr>
         <w:pStyle w:val="Heading3"/>
@@ -1983,7 +1916,6 @@
         <w:t>Узкий мост между Центром и Краем; под ним — шёпот имён из щели.</w:t>
       </w:r>
     </w:p>
-    <w:p/>
     <w:p>
       <w:pPr>
         <w:pStyle w:val="Heading3"/>
@@ -1992,7 +1924,6 @@
         <w:t>Случайные события (1к6)</w:t>
       </w:r>
     </w:p>
-    <w:p/>
     <w:p>
       <w:r>
         <w:t>| 1к6 | Встреча | Механика | Итог |</w:t>
@@ -2033,7 +1964,6 @@
         <w:t>| 6 | Мост дрожит — буря | уйти за 1 раунд или Con 12 | |</w:t>
       </w:r>
     </w:p>
-    <w:p/>
     <w:p>
       <w:pPr>
         <w:pStyle w:val="Heading3"/>
@@ -2042,7 +1972,6 @@
         <w:t>НПС: Фаэлин Шёпотмост</w:t>
       </w:r>
     </w:p>
-    <w:p/>
     <w:p>
       <w:r>
         <w:t>| # | |</w:t>
@@ -2113,7 +2042,6 @@
         <w:t>| 12 | Scout; не бой |</w:t>
       </w:r>
     </w:p>
-    <w:p/>
     <w:p>
       <w:pPr>
         <w:pStyle w:val="Heading3"/>
@@ -2137,8 +2065,11 @@
         <w:t>| mq-04 | шёпот «тише-тише» | Фаэлин |</w:t>
       </w:r>
     </w:p>
-    <w:p/>
-    <w:p/>
+    <w:p>
+      <w:r>
+        <w:t>---</w:t>
+      </w:r>
+    </w:p>
     <w:p>
       <w:pPr>
         <w:pStyle w:val="Heading2"/>
@@ -2147,7 +2078,6 @@
         <w:t>10. Пост Молчаливых</w:t>
       </w:r>
     </w:p>
-    <w:p/>
     <w:p>
       <w:pPr>
         <w:pStyle w:val="Heading3"/>
@@ -2158,10 +2088,9 @@
     </w:p>
     <w:p>
       <w:r>
-        <w:t>Маски без рта; выводят нарушителей к Краю, не казнят на площади. Капитан: **Саэрн**.</w:t>
-      </w:r>
-    </w:p>
-    <w:p/>
+        <w:t>Маски без рта; выводят нарушителей к Краю, не казнят на площади. Капитан: Саэрн.</w:t>
+      </w:r>
+    </w:p>
     <w:p>
       <w:pPr>
         <w:pStyle w:val="Heading3"/>
@@ -2170,7 +2099,6 @@
         <w:t>Случайные события (1к6)</w:t>
       </w:r>
     </w:p>
-    <w:p/>
     <w:p>
       <w:r>
         <w:t>| 1к6 | Встреча | Механика | Итог |</w:t>
@@ -2211,7 +2139,6 @@
         <w:t>| 6 | Саэрн молча указывает на Край | намёк Велиан | |</w:t>
       </w:r>
     </w:p>
-    <w:p/>
     <w:p>
       <w:pPr>
         <w:pStyle w:val="Heading3"/>
@@ -2220,7 +2147,6 @@
         <w:t>НПС: Саэрн Безротый</w:t>
       </w:r>
     </w:p>
-    <w:p/>
     <w:p>
       <w:r>
         <w:t>| # | |</w:t>
@@ -2291,7 +2217,6 @@
         <w:t>| 12 | Wight **без** Life Drain в первом бою на площади; за Краем — полный |</w:t>
       </w:r>
     </w:p>
-    <w:p/>
     <w:p>
       <w:pPr>
         <w:pStyle w:val="Heading3"/>
@@ -2320,8 +2245,11 @@
         <w:t>| q-prichal-03 | ордер на Нуресс | Саэрн |</w:t>
       </w:r>
     </w:p>
-    <w:p/>
-    <w:p/>
+    <w:p>
+      <w:r>
+        <w:t>---</w:t>
+      </w:r>
+    </w:p>
     <w:p>
       <w:pPr>
         <w:pStyle w:val="Heading1"/>
@@ -2330,7 +2258,6 @@
         <w:t>Зона: Край</w:t>
       </w:r>
     </w:p>
-    <w:p/>
     <w:p>
       <w:pPr>
         <w:pStyle w:val="Heading2"/>
@@ -2339,7 +2266,6 @@
         <w:t>11. Ворота Края</w:t>
       </w:r>
     </w:p>
-    <w:p/>
     <w:p>
       <w:pPr>
         <w:pStyle w:val="Heading3"/>
@@ -2353,7 +2279,6 @@
         <w:t>Южный выход из города в «даль плана» — диверсии, бури, путь Велиана.</w:t>
       </w:r>
     </w:p>
-    <w:p/>
     <w:p>
       <w:pPr>
         <w:pStyle w:val="Heading3"/>
@@ -2362,7 +2287,6 @@
         <w:t>Случайные события (1к6)</w:t>
       </w:r>
     </w:p>
-    <w:p/>
     <w:p>
       <w:r>
         <w:t>| 1к6 | Встреча | Механика | Итог |</w:t>
@@ -2403,7 +2327,6 @@
         <w:t>| 6 | Труп плаща у рва | лут / засада N | |</w:t>
       </w:r>
     </w:p>
-    <w:p/>
     <w:p>
       <w:pPr>
         <w:pStyle w:val="Heading3"/>
@@ -2412,7 +2335,6 @@
         <w:t>НПС: Каэлор Крайний</w:t>
       </w:r>
     </w:p>
-    <w:p/>
     <w:p>
       <w:r>
         <w:t>| # | |</w:t>
@@ -2483,7 +2405,6 @@
         <w:t>| 12 | Scout / Spy; +7 Stealth; короткий меч |</w:t>
       </w:r>
     </w:p>
-    <w:p/>
     <w:p>
       <w:pPr>
         <w:pStyle w:val="Heading3"/>
@@ -2512,8 +2433,11 @@
         <w:t>| mq-01 | «питание дыры идёт отсюда» | Каэлор |</w:t>
       </w:r>
     </w:p>
-    <w:p/>
-    <w:p/>
+    <w:p>
+      <w:r>
+        <w:t>---</w:t>
+      </w:r>
+    </w:p>
     <w:p>
       <w:pPr>
         <w:pStyle w:val="Heading2"/>
@@ -2522,7 +2446,6 @@
         <w:t>12. Трещина Возврата</w:t>
       </w:r>
     </w:p>
-    <w:p/>
     <w:p>
       <w:pPr>
         <w:pStyle w:val="Heading3"/>
@@ -2536,7 +2459,6 @@
         <w:t>Западная арка площади / край города: сюда выплёвывает чёрный поток; обратный путь нестабилен без метки Купели.</w:t>
       </w:r>
     </w:p>
-    <w:p/>
     <w:p>
       <w:pPr>
         <w:pStyle w:val="Heading3"/>
@@ -2545,7 +2467,6 @@
         <w:t>Случайные события (1к6)</w:t>
       </w:r>
     </w:p>
-    <w:p/>
     <w:p>
       <w:r>
         <w:t>| 1к6 | Встреча | Механика | Итог |</w:t>
@@ -2586,7 +2507,6 @@
         <w:t>| 6 | Плащ караулит выход | бой / Stealth 16 | |</w:t>
       </w:r>
     </w:p>
-    <w:p/>
     <w:p>
       <w:pPr>
         <w:pStyle w:val="Heading3"/>
@@ -2595,7 +2515,6 @@
         <w:t>НПС: Шевил Надломанный</w:t>
       </w:r>
     </w:p>
-    <w:p/>
     <w:p>
       <w:r>
         <w:t>| # | |</w:t>
@@ -2666,7 +2585,6 @@
         <w:t>| 12 | Mage apprentice; *detect magic* |</w:t>
       </w:r>
     </w:p>
-    <w:p/>
     <w:p>
       <w:pPr>
         <w:pStyle w:val="Heading3"/>
@@ -2690,8 +2608,11 @@
         <w:t>| mq-04 | регистрация прибытия / обратный путь | Шевил |</w:t>
       </w:r>
     </w:p>
-    <w:p/>
-    <w:p/>
+    <w:p>
+      <w:r>
+        <w:t>---</w:t>
+      </w:r>
+    </w:p>
     <w:p>
       <w:pPr>
         <w:pStyle w:val="Heading2"/>
@@ -2700,7 +2621,6 @@
         <w:t>13. Кузница Холода</w:t>
       </w:r>
     </w:p>
-    <w:p/>
     <w:p>
       <w:pPr>
         <w:pStyle w:val="Heading3"/>
@@ -2711,10 +2631,9 @@
     </w:p>
     <w:p>
       <w:r>
-        <w:t>Куёт «холодные» инструменты: грифели Писцов, маски стражей, кандалы без боли. Мастер: **Браск**.</w:t>
-      </w:r>
-    </w:p>
-    <w:p/>
+        <w:t>Куёт «холодные» инструменты: грифели Писцов, маски стражей, кандалы без боли. Мастер: Браск.</w:t>
+      </w:r>
+    </w:p>
     <w:p>
       <w:pPr>
         <w:pStyle w:val="Heading3"/>
@@ -2723,7 +2642,6 @@
         <w:t>Случайные события (1к6)</w:t>
       </w:r>
     </w:p>
-    <w:p/>
     <w:p>
       <w:r>
         <w:t>| 1к6 | Встреча | Механика | Итог |</w:t>
@@ -2764,7 +2682,6 @@
         <w:t>| 6 | Песня молота = сигнал отряда | только Каэлор узнаёт | mq-04 |</w:t>
       </w:r>
     </w:p>
-    <w:p/>
     <w:p>
       <w:pPr>
         <w:pStyle w:val="Heading3"/>
@@ -2773,7 +2690,6 @@
         <w:t>НПС: Браск Хладобой</w:t>
       </w:r>
     </w:p>
-    <w:p/>
     <w:p>
       <w:r>
         <w:t>| # | |</w:t>
@@ -2844,7 +2760,6 @@
         <w:t>| 12 | Gladiator stats; молот 2к8+4 cold |</w:t>
       </w:r>
     </w:p>
-    <w:p/>
     <w:p>
       <w:pPr>
         <w:pStyle w:val="Heading3"/>
@@ -2853,7 +2768,6 @@
         <w:t>НПС: Хальд Ученик</w:t>
       </w:r>
     </w:p>
-    <w:p/>
     <w:p>
       <w:r>
         <w:t>| # | |</w:t>
@@ -2924,7 +2838,6 @@
         <w:t>| 12 | Guard |</w:t>
       </w:r>
     </w:p>
-    <w:p/>
     <w:p>
       <w:pPr>
         <w:pStyle w:val="Heading3"/>
@@ -2953,8 +2866,11 @@
         <w:t>| q-prichal-03 | заказ крюков | Браск |</w:t>
       </w:r>
     </w:p>
-    <w:p/>
-    <w:p/>
+    <w:p>
+      <w:r>
+        <w:t>---</w:t>
+      </w:r>
+    </w:p>
     <w:p>
       <w:pPr>
         <w:pStyle w:val="Heading1"/>
@@ -2963,7 +2879,6 @@
         <w:t>Зона: Низы</w:t>
       </w:r>
     </w:p>
-    <w:p/>
     <w:p>
       <w:pPr>
         <w:pStyle w:val="Heading2"/>
@@ -2972,7 +2887,6 @@
         <w:t>14. Переулок Чёрных плащей</w:t>
       </w:r>
     </w:p>
-    <w:p/>
     <w:p>
       <w:pPr>
         <w:pStyle w:val="Heading3"/>
@@ -2983,10 +2897,9 @@
     </w:p>
     <w:p>
       <w:r>
-        <w:t>Злой слой; скупка имён; охота на шумных живых. Не лезть в сессии 2 без нужды. Глава: **Нуресс**.</w:t>
-      </w:r>
-    </w:p>
-    <w:p/>
+        <w:t>Злой слой; скупка имён; охота на шумных живых. Не лезть в сессии 2 без нужды. Глава: Нуресс.</w:t>
+      </w:r>
+    </w:p>
     <w:p>
       <w:pPr>
         <w:pStyle w:val="Heading3"/>
@@ -2995,7 +2908,6 @@
         <w:t>Случайные события (1к6)</w:t>
       </w:r>
     </w:p>
-    <w:p/>
     <w:p>
       <w:r>
         <w:t>| 1к6 | Встреча | Механика | Итог |</w:t>
@@ -3036,7 +2948,6 @@
         <w:t>| 6 | Пусто — все на Крае в бурю | возможность кражи улик | |</w:t>
       </w:r>
     </w:p>
-    <w:p/>
     <w:p>
       <w:pPr>
         <w:pStyle w:val="Heading3"/>
@@ -3045,7 +2956,6 @@
         <w:t>НПС: Нуресс Чёрнокрай</w:t>
       </w:r>
     </w:p>
-    <w:p/>
     <w:p>
       <w:r>
         <w:t>| # | |</w:t>
@@ -3116,7 +3026,6 @@
         <w:t>| 12 | Mage (CR 6) + 2× Shadow; *animate dead* вкус |</w:t>
       </w:r>
     </w:p>
-    <w:p/>
     <w:p>
       <w:pPr>
         <w:pStyle w:val="Heading3"/>
@@ -3125,7 +3034,6 @@
         <w:t>НПС: Морвен Крюк</w:t>
       </w:r>
     </w:p>
-    <w:p/>
     <w:p>
       <w:r>
         <w:t>| # | |</w:t>
@@ -3196,7 +3104,6 @@
         <w:t>| 12 | Ghast stats |</w:t>
       </w:r>
     </w:p>
-    <w:p/>
     <w:p>
       <w:pPr>
         <w:pStyle w:val="Heading3"/>
@@ -3230,8 +3137,11 @@
         <w:t>| mq-06 | эхо доспехов в пыли | алтарь плащей |</w:t>
       </w:r>
     </w:p>
-    <w:p/>
-    <w:p/>
+    <w:p>
+      <w:r>
+        <w:t>---</w:t>
+      </w:r>
+    </w:p>
     <w:p>
       <w:pPr>
         <w:pStyle w:val="Heading2"/>
@@ -3240,7 +3150,6 @@
         <w:t>15. Нижний двор Пепла</w:t>
       </w:r>
     </w:p>
-    <w:p/>
     <w:p>
       <w:pPr>
         <w:pStyle w:val="Heading3"/>
@@ -3251,10 +3160,9 @@
     </w:p>
     <w:p>
       <w:r>
-        <w:t>Под площадью: гниль, которую площадь прячет; склад стёртых; место казни обычая (не крови — **забвения**).</w:t>
-      </w:r>
-    </w:p>
-    <w:p/>
+        <w:t>Под площадью: гниль, которую площадь прячет; склад стёртых; место казни обычая (не крови — забвения).</w:t>
+      </w:r>
+    </w:p>
     <w:p>
       <w:pPr>
         <w:pStyle w:val="Heading3"/>
@@ -3263,7 +3171,6 @@
         <w:t>Случайные события (1к6)</w:t>
       </w:r>
     </w:p>
-    <w:p/>
     <w:p>
       <w:r>
         <w:t>| 1к6 | Встреча | Механика | Итог |</w:t>
@@ -3304,7 +3211,6 @@
         <w:t>| 6 | Эхо молота Браска сквозь камень | сигнал | mq-04 |</w:t>
       </w:r>
     </w:p>
-    <w:p/>
     <w:p>
       <w:pPr>
         <w:pStyle w:val="Heading3"/>
@@ -3313,7 +3219,6 @@
         <w:t>НПС: Гретта Зольник</w:t>
       </w:r>
     </w:p>
-    <w:p/>
     <w:p>
       <w:r>
         <w:t>| # | |</w:t>
@@ -3384,7 +3289,6 @@
         <w:t>| 12 | Spy / Assassin light; кинжалы |</w:t>
       </w:r>
     </w:p>
-    <w:p/>
     <w:p>
       <w:pPr>
         <w:pStyle w:val="Heading3"/>
@@ -3393,7 +3297,6 @@
         <w:t>НПС: Йорен Ключник</w:t>
       </w:r>
     </w:p>
-    <w:p/>
     <w:p>
       <w:r>
         <w:t>| # | |</w:t>
@@ -3464,7 +3367,6 @@
         <w:t>| 12 | Mage; *arcane lock*, *hold person* |</w:t>
       </w:r>
     </w:p>
-    <w:p/>
     <w:p>
       <w:pPr>
         <w:pStyle w:val="Heading3"/>
@@ -3493,8 +3395,11 @@
         <w:t>| mq-04 / зло | ключ / компромат | Йорен |</w:t>
       </w:r>
     </w:p>
-    <w:p/>
-    <w:p/>
+    <w:p>
+      <w:r>
+        <w:t>---</w:t>
+      </w:r>
+    </w:p>
     <w:p>
       <w:pPr>
         <w:pStyle w:val="Heading2"/>
@@ -3503,28 +3408,38 @@
         <w:t>Если партия медлит</w:t>
       </w:r>
     </w:p>
-    <w:p/>
-    <w:p>
-      <w:r>
-        <w:t xml:space="preserve">1. Бури чаще у Ворот Края.  </w:t>
-      </w:r>
-    </w:p>
-    <w:p>
-      <w:r>
-        <w:t xml:space="preserve">2. Нуресс выходит на след эльфов раньше партии.  </w:t>
-      </w:r>
-    </w:p>
-    <w:p>
-      <w:r>
-        <w:t xml:space="preserve">3. Орвель закрывает архив «на перепись».  </w:t>
-      </w:r>
-    </w:p>
-    <w:p>
-      <w:r>
-        <w:t>4. Каэлор уходит с проводкой без героев — контакт с Велианом сложнее.</w:t>
-      </w:r>
-    </w:p>
-    <w:p/>
+    <w:p>
+      <w:pPr>
+        <w:pStyle w:val="ListNumber"/>
+      </w:pPr>
+      <w:r>
+        <w:t>Бури чаще у Ворот Края.</w:t>
+      </w:r>
+    </w:p>
+    <w:p>
+      <w:pPr>
+        <w:pStyle w:val="ListNumber"/>
+      </w:pPr>
+      <w:r>
+        <w:t>Нуресс выходит на след эльфов раньше партии.</w:t>
+      </w:r>
+    </w:p>
+    <w:p>
+      <w:pPr>
+        <w:pStyle w:val="ListNumber"/>
+      </w:pPr>
+      <w:r>
+        <w:t>Орвель закрывает архив «на перепись».</w:t>
+      </w:r>
+    </w:p>
+    <w:p>
+      <w:pPr>
+        <w:pStyle w:val="ListNumber"/>
+      </w:pPr>
+      <w:r>
+        <w:t>Каэлор уходит с проводкой без героев — контакт с Велианом сложнее.</w:t>
+      </w:r>
+    </w:p>
     <w:p>
       <w:pPr>
         <w:pStyle w:val="Heading2"/>
@@ -3533,30 +3448,44 @@
         <w:t>Правила Причала (повтор для стола)</w:t>
       </w:r>
     </w:p>
-    <w:p/>
-    <w:p>
-      <w:r>
-        <w:t xml:space="preserve">1. Не лить живую кровь на площади намеренно.  </w:t>
-      </w:r>
-    </w:p>
-    <w:p>
-      <w:r>
-        <w:t xml:space="preserve">2. Не стирать чужое имя.  </w:t>
-      </w:r>
-    </w:p>
-    <w:p>
-      <w:r>
-        <w:t xml:space="preserve">3. Три вопроса Писцу бесплатно; четвёртый — цена.  </w:t>
-      </w:r>
-    </w:p>
-    <w:p>
-      <w:r>
-        <w:t xml:space="preserve">4. Крик/охота — к Низам или за Край.  </w:t>
-      </w:r>
-    </w:p>
-    <w:p>
-      <w:r>
-        <w:t>5. Буря — под навесы; фонари гасят верх.</w:t>
+    <w:p>
+      <w:pPr>
+        <w:pStyle w:val="ListNumber"/>
+      </w:pPr>
+      <w:r>
+        <w:t>Не лить живую кровь на площади намеренно.</w:t>
+      </w:r>
+    </w:p>
+    <w:p>
+      <w:pPr>
+        <w:pStyle w:val="ListNumber"/>
+      </w:pPr>
+      <w:r>
+        <w:t>Не стирать чужое имя.</w:t>
+      </w:r>
+    </w:p>
+    <w:p>
+      <w:pPr>
+        <w:pStyle w:val="ListNumber"/>
+      </w:pPr>
+      <w:r>
+        <w:t>Три вопроса Писцу бесплатно; четвёртый — цена.</w:t>
+      </w:r>
+    </w:p>
+    <w:p>
+      <w:pPr>
+        <w:pStyle w:val="ListNumber"/>
+      </w:pPr>
+      <w:r>
+        <w:t>Крик/охота — к Низам или за Край.</w:t>
+      </w:r>
+    </w:p>
+    <w:p>
+      <w:pPr>
+        <w:pStyle w:val="ListNumber"/>
+      </w:pPr>
+      <w:r>
+        <w:t>Буря — под навесы; фонари гасят верх.</w:t>
       </w:r>
     </w:p>
     <w:sectPr>
